--- a/public/documents/Import.docx
+++ b/public/documents/Import.docx
@@ -28,7 +28,7 @@
               <w:rPr>
                 <w:rFonts w:eastAsia="Calibri"/>
                 <w:b/>
-                <w:lang w:val="en-US" w:eastAsia="en-US"/>
+                <w:lang w:eastAsia="en-US"/>
               </w:rPr>
             </w:pPr>
             <w:r>
@@ -53,15 +53,25 @@
                 <w:b/>
                 <w:lang w:eastAsia="en-US"/>
               </w:rPr>
-              <w:t>_</w:t>
-            </w:r>
+              <w:t>{{</w:t>
+            </w:r>
+            <w:proofErr w:type="spellStart"/>
             <w:r>
               <w:rPr>
                 <w:rFonts w:eastAsia="Calibri"/>
                 <w:b/>
-                <w:lang w:val="en-US" w:eastAsia="en-US"/>
-              </w:rPr>
-              <w:t>______</w:t>
+                <w:lang w:eastAsia="en-US"/>
+              </w:rPr>
+              <w:t>number</w:t>
+            </w:r>
+            <w:proofErr w:type="spellEnd"/>
+            <w:r>
+              <w:rPr>
+                <w:rFonts w:eastAsia="Calibri"/>
+                <w:b/>
+                <w:lang w:eastAsia="en-US"/>
+              </w:rPr>
+              <w:t>}}</w:t>
             </w:r>
           </w:p>
           <w:p>
@@ -181,61 +191,107 @@
               <w:rPr>
                 <w:lang w:eastAsia="en-US"/>
               </w:rPr>
-              <w:t xml:space="preserve">                                                                    </w:t>
-            </w:r>
-            <w:r>
-              <w:rPr>
-                <w:lang w:eastAsia="en-US"/>
-              </w:rPr>
-              <w:t xml:space="preserve">             </w:t>
-            </w:r>
-            <w:r>
-              <w:rPr>
-                <w:lang w:eastAsia="en-US"/>
-              </w:rPr>
-              <w:t xml:space="preserve"> </w:t>
-            </w:r>
-            <w:r>
-              <w:rPr>
-                <w:lang w:eastAsia="en-US"/>
-              </w:rPr>
-              <w:t>_</w:t>
-            </w:r>
-            <w:r>
-              <w:rPr>
-                <w:lang w:eastAsia="en-US"/>
-              </w:rPr>
-              <w:t>_</w:t>
-            </w:r>
-            <w:r>
-              <w:rPr>
-                <w:lang w:eastAsia="en-US"/>
-              </w:rPr>
-              <w:t xml:space="preserve"> _________</w:t>
-            </w:r>
-            <w:r>
-              <w:rPr>
-                <w:lang w:eastAsia="en-US"/>
-              </w:rPr>
-              <w:t xml:space="preserve"> </w:t>
-            </w:r>
-            <w:r>
-              <w:rPr>
-                <w:lang w:eastAsia="en-US"/>
-              </w:rPr>
-              <w:t>20</w:t>
-            </w:r>
-            <w:r>
-              <w:rPr>
-                <w:lang w:eastAsia="en-US"/>
-              </w:rPr>
-              <w:t>2</w:t>
-            </w:r>
-            <w:r>
-              <w:rPr>
-                <w:lang w:eastAsia="en-US"/>
-              </w:rPr>
-              <w:t>6</w:t>
+              <w:t xml:space="preserve">                                    </w:t>
+            </w:r>
+            <w:r>
+              <w:rPr>
+                <w:lang w:eastAsia="en-US"/>
+              </w:rPr>
+              <w:t xml:space="preserve">     </w:t>
+            </w:r>
+            <w:proofErr w:type="gramStart"/>
+            <w:r>
+              <w:rPr>
+                <w:lang w:eastAsia="en-US"/>
+              </w:rPr>
+              <w:t xml:space="preserve">   </w:t>
+            </w:r>
+            <w:r>
+              <w:rPr>
+                <w:lang w:eastAsia="en-US"/>
+              </w:rPr>
+              <w:t>{</w:t>
+            </w:r>
+            <w:proofErr w:type="gramEnd"/>
+            <w:r>
+              <w:rPr>
+                <w:lang w:eastAsia="en-US"/>
+              </w:rPr>
+              <w:t>{</w:t>
+            </w:r>
+            <w:proofErr w:type="spellStart"/>
+            <w:r>
+              <w:rPr>
+                <w:lang w:eastAsia="en-US"/>
+              </w:rPr>
+              <w:t>date.day</w:t>
+            </w:r>
+            <w:proofErr w:type="spellEnd"/>
+            <w:r>
+              <w:rPr>
+                <w:lang w:eastAsia="en-US"/>
+              </w:rPr>
+              <w:t>}</w:t>
+            </w:r>
+            <w:proofErr w:type="gramStart"/>
+            <w:r>
+              <w:rPr>
+                <w:lang w:eastAsia="en-US"/>
+              </w:rPr>
+              <w:t>}.{</w:t>
+            </w:r>
+            <w:proofErr w:type="gramEnd"/>
+            <w:r>
+              <w:rPr>
+                <w:lang w:eastAsia="en-US"/>
+              </w:rPr>
+              <w:t>{</w:t>
+            </w:r>
+            <w:proofErr w:type="spellStart"/>
+            <w:proofErr w:type="gramStart"/>
+            <w:r>
+              <w:rPr>
+                <w:lang w:eastAsia="en-US"/>
+              </w:rPr>
+              <w:t>date.month</w:t>
+            </w:r>
+            <w:proofErr w:type="spellEnd"/>
+            <w:proofErr w:type="gramEnd"/>
+            <w:r>
+              <w:rPr>
+                <w:lang w:eastAsia="en-US"/>
+              </w:rPr>
+              <w:t>}</w:t>
+            </w:r>
+            <w:proofErr w:type="gramStart"/>
+            <w:r>
+              <w:rPr>
+                <w:lang w:eastAsia="en-US"/>
+              </w:rPr>
+              <w:t>}.{</w:t>
+            </w:r>
+            <w:proofErr w:type="gramEnd"/>
+            <w:r>
+              <w:rPr>
+                <w:lang w:eastAsia="en-US"/>
+              </w:rPr>
+              <w:t>{</w:t>
+            </w:r>
+            <w:proofErr w:type="spellStart"/>
+            <w:proofErr w:type="gramStart"/>
+            <w:r>
+              <w:rPr>
+                <w:lang w:eastAsia="en-US"/>
+              </w:rPr>
+              <w:t>date.year</w:t>
+            </w:r>
+            <w:proofErr w:type="spellEnd"/>
+            <w:proofErr w:type="gramEnd"/>
+            <w:r>
+              <w:rPr>
+                <w:lang w:eastAsia="en-US"/>
+              </w:rPr>
+              <w:t>}}</w:t>
             </w:r>
           </w:p>
           <w:p>
@@ -2031,14 +2087,12 @@
                     <w:rPr>
                       <w:b/>
                       <w:bCs/>
-                      <w:lang w:val="en-US"/>
-                    </w:rPr>
-                  </w:pPr>
-                  <w:r>
-                    <w:rPr>
-                      <w:b/>
-                      <w:bCs/>
-                      <w:lang w:val="en-US"/>
+                    </w:rPr>
+                  </w:pPr>
+                  <w:r>
+                    <w:rPr>
+                      <w:b/>
+                      <w:bCs/>
                     </w:rPr>
                     <w:t>_________________________________</w:t>
                   </w:r>
@@ -2275,7 +2329,7 @@
                       <w:b/>
                       <w:bCs/>
                       <w:shd w:val="clear" w:color="auto" w:fill="FFFFFF"/>
-                      <w:lang w:val="en-US" w:eastAsia="zh-CN"/>
+                      <w:lang w:eastAsia="zh-CN"/>
                     </w:rPr>
                   </w:pPr>
                   <w:r>
@@ -2284,7 +2338,7 @@
                       <w:b/>
                       <w:bCs/>
                       <w:shd w:val="clear" w:color="auto" w:fill="FFFFFF"/>
-                      <w:lang w:val="en-US" w:eastAsia="zh-CN"/>
+                      <w:lang w:eastAsia="zh-CN"/>
                     </w:rPr>
                     <w:t>____________________________________</w:t>
                   </w:r>
